--- a/Knowledge/3-Work knowledge/1-Software Engineering/2-Testing/5-My Source/1-ISTQB Foundation Level/9-Tool Support for Testing/2-Common Types of Test Automation Frameworks/1-Common Types of Test Automation Frameworks.docx
+++ b/Knowledge/3-Work knowledge/1-Software Engineering/2-Testing/5-My Source/1-ISTQB Foundation Level/9-Tool Support for Testing/2-Common Types of Test Automation Frameworks/1-Common Types of Test Automation Frameworks.docx
@@ -21,51 +21,77 @@
       </w:pPr>
       <w:r>
         <w:rPr>
-          <w:b/>
-          <w:shd w:val="clear" w:color="auto" w:fill="B7B7B7"/>
-        </w:rPr>
-        <w:t># Source</w:t>
-      </w:r>
-      <w:r>
-        <w:rPr>
-          <w:shd w:val="clear" w:color="auto" w:fill="B7B7B7"/>
-        </w:rPr>
-        <w:t xml:space="preserve">: </w:t>
-      </w:r>
-      <w:r>
-        <w:rPr>
-          <w:b/>
-          <w:shd w:val="clear" w:color="auto" w:fill="B7B7B7"/>
-        </w:rPr>
-        <w:t xml:space="preserve">Chatgpt </w:t>
-      </w:r>
-      <w:r>
-        <w:rPr>
-          <w:b/>
-          <w:sz w:val="14"/>
-          <w:szCs w:val="14"/>
-          <w:shd w:val="clear" w:color="auto" w:fill="B7B7B7"/>
-        </w:rPr>
-        <w:t>(GPT</w:t>
-      </w:r>
-      <w:r>
-        <w:rPr>
-          <w:rFonts w:ascii="Cambria Math" w:hAnsi="Cambria Math" w:cs="Cambria Math"/>
-          <w:b/>
-          <w:sz w:val="14"/>
-          <w:szCs w:val="14"/>
-          <w:shd w:val="clear" w:color="auto" w:fill="B7B7B7"/>
+          <w:rFonts w:ascii="Arial" w:eastAsia="Arial" w:hAnsi="Arial" w:cs="Arial"/>
+          <w:b/>
+          <w:color w:val="000000"/>
+          <w:sz w:val="18"/>
+          <w:highlight w:val="lightGray"/>
+        </w:rPr>
+        <w:t># Source: AI Source: Provided by: [Data Path</w:t>
+      </w:r>
+      <w:r>
+        <w:rPr>
+          <w:rFonts w:ascii="Arial" w:eastAsia="Arial" w:hAnsi="Arial" w:cs="Arial"/>
+          <w:color w:val="000000"/>
+          <w:sz w:val="18"/>
+          <w:highlight w:val="lightGray"/>
+        </w:rPr>
+        <w:t xml:space="preserve">: Persons Table -&gt; ID Column: 1, Name_En Column: Motasem Essam] -&gt; </w:t>
+      </w:r>
+      <w:r>
+        <w:rPr>
+          <w:rFonts w:ascii="Arial" w:eastAsia="Arial" w:hAnsi="Arial" w:cs="Arial"/>
+          <w:b/>
+          <w:color w:val="000000"/>
+          <w:sz w:val="18"/>
+          <w:highlight w:val="lightGray"/>
+        </w:rPr>
+        <w:t>From:</w:t>
+      </w:r>
+      <w:r>
+        <w:rPr>
+          <w:rFonts w:ascii="Arial" w:eastAsia="Arial" w:hAnsi="Arial" w:cs="Arial"/>
+          <w:color w:val="000000"/>
+          <w:sz w:val="18"/>
+          <w:highlight w:val="lightGray"/>
+        </w:rPr>
+        <w:t xml:space="preserve"> [Chatgpt (GPT</w:t>
+      </w:r>
+      <w:r>
+        <w:rPr>
+          <w:rFonts w:ascii="Arial" w:eastAsia="Arial" w:hAnsi="Arial" w:cs="Cambria Math"/>
+          <w:color w:val="000000"/>
+          <w:sz w:val="18"/>
+          <w:highlight w:val="lightGray"/>
         </w:rPr>
         <w:t>‑</w:t>
       </w:r>
       <w:r>
         <w:rPr>
-          <w:b/>
-          <w:sz w:val="14"/>
-          <w:szCs w:val="14"/>
-          <w:shd w:val="clear" w:color="auto" w:fill="B7B7B7"/>
-        </w:rPr>
-        <w:t>5 Mini) at [8/19/2025]</w:t>
+          <w:rFonts w:ascii="Arial" w:eastAsia="Arial" w:hAnsi="Arial" w:cs="Arial"/>
+          <w:color w:val="000000"/>
+          <w:sz w:val="18"/>
+          <w:highlight w:val="lightGray"/>
+        </w:rPr>
+        <w:t xml:space="preserve">5 Mini)] </w:t>
+      </w:r>
+      <w:r>
+        <w:rPr>
+          <w:rFonts w:ascii="Arial" w:eastAsia="Arial" w:hAnsi="Arial" w:cs="Arial"/>
+          <w:b/>
+          <w:color w:val="000000"/>
+          <w:sz w:val="18"/>
+          <w:highlight w:val="lightGray"/>
+        </w:rPr>
+        <w:t>on</w:t>
+      </w:r>
+      <w:r>
+        <w:rPr>
+          <w:rFonts w:ascii="Arial" w:eastAsia="Arial" w:hAnsi="Arial"/>
+          <w:sz w:val="18"/>
+          <w:highlight w:val="lightGray"/>
+        </w:rPr>
+        <w:t xml:space="preserve"> [8/19/2025]</w:t>
       </w:r>
     </w:p>
     <w:p>
@@ -74,7 +100,7 @@
           <w:ilvl w:val="0"/>
           <w:numId w:val="1"/>
         </w:numPr>
-        <w:spacing w:before="240"/>
+        <w:spacing w:before="240" w:after="0" w:line="276" w:lineRule="auto"/>
         <w:rPr>
           <w:rFonts w:ascii="Roboto Mono" w:eastAsia="Roboto Mono" w:hAnsi="Roboto Mono" w:cs="Roboto Mono"/>
         </w:rPr>
@@ -100,6 +126,7 @@
           <w:ilvl w:val="1"/>
           <w:numId w:val="1"/>
         </w:numPr>
+        <w:spacing w:after="0" w:line="276" w:lineRule="auto"/>
         <w:rPr>
           <w:rFonts w:ascii="Roboto Mono" w:eastAsia="Roboto Mono" w:hAnsi="Roboto Mono" w:cs="Roboto Mono"/>
         </w:rPr>
@@ -123,6 +150,7 @@
           <w:ilvl w:val="1"/>
           <w:numId w:val="1"/>
         </w:numPr>
+        <w:spacing w:after="0" w:line="276" w:lineRule="auto"/>
         <w:rPr>
           <w:rFonts w:ascii="Roboto Mono" w:eastAsia="Roboto Mono" w:hAnsi="Roboto Mono" w:cs="Roboto Mono"/>
         </w:rPr>
@@ -146,6 +174,7 @@
           <w:ilvl w:val="1"/>
           <w:numId w:val="1"/>
         </w:numPr>
+        <w:spacing w:after="0" w:line="276" w:lineRule="auto"/>
         <w:rPr>
           <w:rFonts w:ascii="Roboto Mono" w:eastAsia="Roboto Mono" w:hAnsi="Roboto Mono" w:cs="Roboto Mono"/>
         </w:rPr>
@@ -169,6 +198,7 @@
           <w:ilvl w:val="0"/>
           <w:numId w:val="1"/>
         </w:numPr>
+        <w:spacing w:after="0" w:line="276" w:lineRule="auto"/>
         <w:rPr>
           <w:rFonts w:ascii="Roboto Mono" w:eastAsia="Roboto Mono" w:hAnsi="Roboto Mono" w:cs="Roboto Mono"/>
         </w:rPr>
@@ -194,6 +224,7 @@
           <w:ilvl w:val="1"/>
           <w:numId w:val="1"/>
         </w:numPr>
+        <w:spacing w:after="0" w:line="276" w:lineRule="auto"/>
       </w:pPr>
       <w:r>
         <w:rPr>
@@ -227,6 +258,7 @@
           <w:ilvl w:val="1"/>
           <w:numId w:val="1"/>
         </w:numPr>
+        <w:spacing w:after="0" w:line="276" w:lineRule="auto"/>
         <w:rPr>
           <w:rFonts w:ascii="Roboto Mono" w:eastAsia="Roboto Mono" w:hAnsi="Roboto Mono" w:cs="Roboto Mono"/>
         </w:rPr>
@@ -250,6 +282,7 @@
           <w:ilvl w:val="0"/>
           <w:numId w:val="1"/>
         </w:numPr>
+        <w:spacing w:after="0" w:line="276" w:lineRule="auto"/>
         <w:rPr>
           <w:rFonts w:ascii="Roboto Mono" w:eastAsia="Roboto Mono" w:hAnsi="Roboto Mono" w:cs="Roboto Mono"/>
         </w:rPr>
@@ -275,6 +308,7 @@
           <w:ilvl w:val="1"/>
           <w:numId w:val="1"/>
         </w:numPr>
+        <w:spacing w:after="0" w:line="276" w:lineRule="auto"/>
       </w:pPr>
       <w:r>
         <w:rPr>
@@ -308,6 +342,7 @@
           <w:ilvl w:val="0"/>
           <w:numId w:val="1"/>
         </w:numPr>
+        <w:spacing w:after="0" w:line="276" w:lineRule="auto"/>
         <w:rPr>
           <w:rFonts w:ascii="Roboto Mono" w:eastAsia="Roboto Mono" w:hAnsi="Roboto Mono" w:cs="Roboto Mono"/>
         </w:rPr>
@@ -333,6 +368,7 @@
           <w:ilvl w:val="1"/>
           <w:numId w:val="1"/>
         </w:numPr>
+        <w:spacing w:after="0" w:line="276" w:lineRule="auto"/>
       </w:pPr>
       <w:r>
         <w:rPr>
@@ -366,6 +402,7 @@
           <w:ilvl w:val="1"/>
           <w:numId w:val="1"/>
         </w:numPr>
+        <w:spacing w:after="0" w:line="276" w:lineRule="auto"/>
       </w:pPr>
       <w:r>
         <w:rPr>
@@ -399,6 +436,7 @@
           <w:ilvl w:val="0"/>
           <w:numId w:val="1"/>
         </w:numPr>
+        <w:spacing w:after="0" w:line="276" w:lineRule="auto"/>
         <w:rPr>
           <w:rFonts w:ascii="Roboto Mono" w:eastAsia="Roboto Mono" w:hAnsi="Roboto Mono" w:cs="Roboto Mono"/>
         </w:rPr>
@@ -424,6 +462,7 @@
           <w:ilvl w:val="1"/>
           <w:numId w:val="1"/>
         </w:numPr>
+        <w:spacing w:after="0" w:line="276" w:lineRule="auto"/>
       </w:pPr>
       <w:r>
         <w:rPr>
@@ -457,6 +496,7 @@
           <w:ilvl w:val="1"/>
           <w:numId w:val="1"/>
         </w:numPr>
+        <w:spacing w:after="0" w:line="276" w:lineRule="auto"/>
         <w:rPr>
           <w:rFonts w:ascii="Roboto Mono" w:eastAsia="Roboto Mono" w:hAnsi="Roboto Mono" w:cs="Roboto Mono"/>
         </w:rPr>
@@ -480,16 +520,16 @@
           <w:ilvl w:val="0"/>
           <w:numId w:val="1"/>
         </w:numPr>
-        <w:rPr>
-          <w:rFonts w:ascii="Roboto Mono" w:eastAsia="Roboto Mono" w:hAnsi="Roboto Mono" w:cs="Roboto Mono"/>
-        </w:rPr>
-      </w:pPr>
-      <w:r>
-        <w:rPr>
-          <w:rFonts w:ascii="Roboto Mono" w:eastAsia="Roboto Mono" w:hAnsi="Roboto Mono" w:cs="Roboto Mono"/>
-          <w:b/>
-        </w:rPr>
-        <w:lastRenderedPageBreak/>
+        <w:spacing w:after="0" w:line="276" w:lineRule="auto"/>
+        <w:rPr>
+          <w:rFonts w:ascii="Roboto Mono" w:eastAsia="Roboto Mono" w:hAnsi="Roboto Mono" w:cs="Roboto Mono"/>
+        </w:rPr>
+      </w:pPr>
+      <w:r>
+        <w:rPr>
+          <w:rFonts w:ascii="Roboto Mono" w:eastAsia="Roboto Mono" w:hAnsi="Roboto Mono" w:cs="Roboto Mono"/>
+          <w:b/>
+        </w:rPr>
         <w:t>Hybrid Testing Framework</w:t>
       </w:r>
       <w:r>
@@ -506,7 +546,7 @@
           <w:ilvl w:val="1"/>
           <w:numId w:val="1"/>
         </w:numPr>
-        <w:spacing w:after="240"/>
+        <w:spacing w:after="240" w:line="276" w:lineRule="auto"/>
       </w:pPr>
       <w:r>
         <w:rPr>
@@ -534,12 +574,13 @@
         <w:br/>
       </w:r>
     </w:p>
+    <w:p/>
     <w:p/>
     <w:sectPr>
       <w:pgSz w:w="12240" w:h="15840"/>
       <w:pgMar w:top="1440" w:right="1440" w:bottom="1440" w:left="1440" w:header="720" w:footer="720" w:gutter="0"/>
-      <w:pgNumType w:start="1"/>
       <w:cols w:space="720"/>
+      <w:docGrid w:linePitch="360"/>
     </w:sectPr>
   </w:body>
 </w:document>
@@ -1066,18 +1107,6 @@
   <w:style w:type="paragraph" w:default="1" w:styleId="Normal">
     <w:name w:val="Normal"/>
     <w:qFormat/>
-    <w:rsid w:val="00B723BE"/>
-    <w:pPr>
-      <w:spacing w:after="0" w:line="276" w:lineRule="auto"/>
-    </w:pPr>
-    <w:rPr>
-      <w:rFonts w:ascii="Arial" w:eastAsia="Arial" w:hAnsi="Arial" w:cs="Arial"/>
-      <w:kern w:val="0"/>
-      <w:sz w:val="22"/>
-      <w:szCs w:val="22"/>
-      <w:lang w:val="en"/>
-      <w14:ligatures w14:val="none"/>
-    </w:rPr>
   </w:style>
   <w:style w:type="paragraph" w:styleId="Heading1">
     <w:name w:val="heading 1"/>
@@ -1086,7 +1115,7 @@
     <w:link w:val="Heading1Char"/>
     <w:uiPriority w:val="9"/>
     <w:qFormat/>
-    <w:rsid w:val="005837C4"/>
+    <w:rsid w:val="00FB302C"/>
     <w:pPr>
       <w:keepNext/>
       <w:keepLines/>
@@ -1109,7 +1138,7 @@
     <w:semiHidden/>
     <w:unhideWhenUsed/>
     <w:qFormat/>
-    <w:rsid w:val="005837C4"/>
+    <w:rsid w:val="00FB302C"/>
     <w:pPr>
       <w:keepNext/>
       <w:keepLines/>
@@ -1132,7 +1161,7 @@
     <w:semiHidden/>
     <w:unhideWhenUsed/>
     <w:qFormat/>
-    <w:rsid w:val="005837C4"/>
+    <w:rsid w:val="00FB302C"/>
     <w:pPr>
       <w:keepNext/>
       <w:keepLines/>
@@ -1155,7 +1184,7 @@
     <w:semiHidden/>
     <w:unhideWhenUsed/>
     <w:qFormat/>
-    <w:rsid w:val="005837C4"/>
+    <w:rsid w:val="00FB302C"/>
     <w:pPr>
       <w:keepNext/>
       <w:keepLines/>
@@ -1178,7 +1207,7 @@
     <w:semiHidden/>
     <w:unhideWhenUsed/>
     <w:qFormat/>
-    <w:rsid w:val="005837C4"/>
+    <w:rsid w:val="00FB302C"/>
     <w:pPr>
       <w:keepNext/>
       <w:keepLines/>
@@ -1199,11 +1228,11 @@
     <w:semiHidden/>
     <w:unhideWhenUsed/>
     <w:qFormat/>
-    <w:rsid w:val="005837C4"/>
+    <w:rsid w:val="00FB302C"/>
     <w:pPr>
       <w:keepNext/>
       <w:keepLines/>
-      <w:spacing w:before="40"/>
+      <w:spacing w:before="40" w:after="0"/>
       <w:outlineLvl w:val="5"/>
     </w:pPr>
     <w:rPr>
@@ -1222,11 +1251,11 @@
     <w:semiHidden/>
     <w:unhideWhenUsed/>
     <w:qFormat/>
-    <w:rsid w:val="005837C4"/>
+    <w:rsid w:val="00FB302C"/>
     <w:pPr>
       <w:keepNext/>
       <w:keepLines/>
-      <w:spacing w:before="40"/>
+      <w:spacing w:before="40" w:after="0"/>
       <w:outlineLvl w:val="6"/>
     </w:pPr>
     <w:rPr>
@@ -1243,10 +1272,11 @@
     <w:semiHidden/>
     <w:unhideWhenUsed/>
     <w:qFormat/>
-    <w:rsid w:val="005837C4"/>
+    <w:rsid w:val="00FB302C"/>
     <w:pPr>
       <w:keepNext/>
       <w:keepLines/>
+      <w:spacing w:after="0"/>
       <w:outlineLvl w:val="7"/>
     </w:pPr>
     <w:rPr>
@@ -1265,10 +1295,11 @@
     <w:semiHidden/>
     <w:unhideWhenUsed/>
     <w:qFormat/>
-    <w:rsid w:val="005837C4"/>
+    <w:rsid w:val="00FB302C"/>
     <w:pPr>
       <w:keepNext/>
       <w:keepLines/>
+      <w:spacing w:after="0"/>
       <w:outlineLvl w:val="8"/>
     </w:pPr>
     <w:rPr>
@@ -1308,7 +1339,7 @@
     <w:basedOn w:val="DefaultParagraphFont"/>
     <w:link w:val="Heading1"/>
     <w:uiPriority w:val="9"/>
-    <w:rsid w:val="005837C4"/>
+    <w:rsid w:val="00FB302C"/>
     <w:rPr>
       <w:rFonts w:asciiTheme="majorHAnsi" w:eastAsiaTheme="majorEastAsia" w:hAnsiTheme="majorHAnsi" w:cstheme="majorBidi"/>
       <w:color w:val="2F5496" w:themeColor="accent1" w:themeShade="BF"/>
@@ -1322,7 +1353,7 @@
     <w:link w:val="Heading2"/>
     <w:uiPriority w:val="9"/>
     <w:semiHidden/>
-    <w:rsid w:val="005837C4"/>
+    <w:rsid w:val="00FB302C"/>
     <w:rPr>
       <w:rFonts w:asciiTheme="majorHAnsi" w:eastAsiaTheme="majorEastAsia" w:hAnsiTheme="majorHAnsi" w:cstheme="majorBidi"/>
       <w:color w:val="2F5496" w:themeColor="accent1" w:themeShade="BF"/>
@@ -1336,7 +1367,7 @@
     <w:link w:val="Heading3"/>
     <w:uiPriority w:val="9"/>
     <w:semiHidden/>
-    <w:rsid w:val="005837C4"/>
+    <w:rsid w:val="00FB302C"/>
     <w:rPr>
       <w:rFonts w:eastAsiaTheme="majorEastAsia" w:cstheme="majorBidi"/>
       <w:color w:val="2F5496" w:themeColor="accent1" w:themeShade="BF"/>
@@ -1350,7 +1381,7 @@
     <w:link w:val="Heading4"/>
     <w:uiPriority w:val="9"/>
     <w:semiHidden/>
-    <w:rsid w:val="005837C4"/>
+    <w:rsid w:val="00FB302C"/>
     <w:rPr>
       <w:rFonts w:eastAsiaTheme="majorEastAsia" w:cstheme="majorBidi"/>
       <w:i/>
@@ -1364,7 +1395,7 @@
     <w:link w:val="Heading5"/>
     <w:uiPriority w:val="9"/>
     <w:semiHidden/>
-    <w:rsid w:val="005837C4"/>
+    <w:rsid w:val="00FB302C"/>
     <w:rPr>
       <w:rFonts w:eastAsiaTheme="majorEastAsia" w:cstheme="majorBidi"/>
       <w:color w:val="2F5496" w:themeColor="accent1" w:themeShade="BF"/>
@@ -1376,7 +1407,7 @@
     <w:link w:val="Heading6"/>
     <w:uiPriority w:val="9"/>
     <w:semiHidden/>
-    <w:rsid w:val="005837C4"/>
+    <w:rsid w:val="00FB302C"/>
     <w:rPr>
       <w:rFonts w:eastAsiaTheme="majorEastAsia" w:cstheme="majorBidi"/>
       <w:i/>
@@ -1390,7 +1421,7 @@
     <w:link w:val="Heading7"/>
     <w:uiPriority w:val="9"/>
     <w:semiHidden/>
-    <w:rsid w:val="005837C4"/>
+    <w:rsid w:val="00FB302C"/>
     <w:rPr>
       <w:rFonts w:eastAsiaTheme="majorEastAsia" w:cstheme="majorBidi"/>
       <w:color w:val="595959" w:themeColor="text1" w:themeTint="A6"/>
@@ -1402,7 +1433,7 @@
     <w:link w:val="Heading8"/>
     <w:uiPriority w:val="9"/>
     <w:semiHidden/>
-    <w:rsid w:val="005837C4"/>
+    <w:rsid w:val="00FB302C"/>
     <w:rPr>
       <w:rFonts w:eastAsiaTheme="majorEastAsia" w:cstheme="majorBidi"/>
       <w:i/>
@@ -1416,7 +1447,7 @@
     <w:link w:val="Heading9"/>
     <w:uiPriority w:val="9"/>
     <w:semiHidden/>
-    <w:rsid w:val="005837C4"/>
+    <w:rsid w:val="00FB302C"/>
     <w:rPr>
       <w:rFonts w:eastAsiaTheme="majorEastAsia" w:cstheme="majorBidi"/>
       <w:color w:val="272727" w:themeColor="text1" w:themeTint="D8"/>
@@ -1429,7 +1460,7 @@
     <w:link w:val="TitleChar"/>
     <w:uiPriority w:val="10"/>
     <w:qFormat/>
-    <w:rsid w:val="005837C4"/>
+    <w:rsid w:val="00FB302C"/>
     <w:pPr>
       <w:spacing w:after="80" w:line="240" w:lineRule="auto"/>
       <w:contextualSpacing/>
@@ -1447,7 +1478,7 @@
     <w:basedOn w:val="DefaultParagraphFont"/>
     <w:link w:val="Title"/>
     <w:uiPriority w:val="10"/>
-    <w:rsid w:val="005837C4"/>
+    <w:rsid w:val="00FB302C"/>
     <w:rPr>
       <w:rFonts w:asciiTheme="majorHAnsi" w:eastAsiaTheme="majorEastAsia" w:hAnsiTheme="majorHAnsi" w:cstheme="majorBidi"/>
       <w:spacing w:val="-10"/>
@@ -1463,7 +1494,7 @@
     <w:link w:val="SubtitleChar"/>
     <w:uiPriority w:val="11"/>
     <w:qFormat/>
-    <w:rsid w:val="005837C4"/>
+    <w:rsid w:val="00FB302C"/>
     <w:pPr>
       <w:numPr>
         <w:ilvl w:val="1"/>
@@ -1482,7 +1513,7 @@
     <w:basedOn w:val="DefaultParagraphFont"/>
     <w:link w:val="Subtitle"/>
     <w:uiPriority w:val="11"/>
-    <w:rsid w:val="005837C4"/>
+    <w:rsid w:val="00FB302C"/>
     <w:rPr>
       <w:rFonts w:eastAsiaTheme="majorEastAsia" w:cstheme="majorBidi"/>
       <w:color w:val="595959" w:themeColor="text1" w:themeTint="A6"/>
@@ -1498,7 +1529,7 @@
     <w:link w:val="QuoteChar"/>
     <w:uiPriority w:val="29"/>
     <w:qFormat/>
-    <w:rsid w:val="005837C4"/>
+    <w:rsid w:val="00FB302C"/>
     <w:pPr>
       <w:spacing w:before="160"/>
       <w:jc w:val="center"/>
@@ -1514,7 +1545,7 @@
     <w:basedOn w:val="DefaultParagraphFont"/>
     <w:link w:val="Quote"/>
     <w:uiPriority w:val="29"/>
-    <w:rsid w:val="005837C4"/>
+    <w:rsid w:val="00FB302C"/>
     <w:rPr>
       <w:i/>
       <w:iCs/>
@@ -1526,7 +1557,7 @@
     <w:basedOn w:val="Normal"/>
     <w:uiPriority w:val="34"/>
     <w:qFormat/>
-    <w:rsid w:val="005837C4"/>
+    <w:rsid w:val="00FB302C"/>
     <w:pPr>
       <w:ind w:left="720"/>
       <w:contextualSpacing/>
@@ -1537,7 +1568,7 @@
     <w:basedOn w:val="DefaultParagraphFont"/>
     <w:uiPriority w:val="21"/>
     <w:qFormat/>
-    <w:rsid w:val="005837C4"/>
+    <w:rsid w:val="00FB302C"/>
     <w:rPr>
       <w:i/>
       <w:iCs/>
@@ -1551,7 +1582,7 @@
     <w:link w:val="IntenseQuoteChar"/>
     <w:uiPriority w:val="30"/>
     <w:qFormat/>
-    <w:rsid w:val="005837C4"/>
+    <w:rsid w:val="00FB302C"/>
     <w:pPr>
       <w:pBdr>
         <w:top w:val="single" w:sz="4" w:space="10" w:color="2F5496" w:themeColor="accent1" w:themeShade="BF"/>
@@ -1572,7 +1603,7 @@
     <w:basedOn w:val="DefaultParagraphFont"/>
     <w:link w:val="IntenseQuote"/>
     <w:uiPriority w:val="30"/>
-    <w:rsid w:val="005837C4"/>
+    <w:rsid w:val="00FB302C"/>
     <w:rPr>
       <w:i/>
       <w:iCs/>
@@ -1584,7 +1615,7 @@
     <w:basedOn w:val="DefaultParagraphFont"/>
     <w:uiPriority w:val="32"/>
     <w:qFormat/>
-    <w:rsid w:val="005837C4"/>
+    <w:rsid w:val="00FB302C"/>
     <w:rPr>
       <w:b/>
       <w:bCs/>
